--- a/applications/fluidstack/bff2c500-production-engineer-iaas/Jordan_Newman_Fluidstack_Production_Engineer_IaaS_Resume.docx
+++ b/applications/fluidstack/bff2c500-production-engineer-iaas/Jordan_Newman_Fluidstack_Production_Engineer_IaaS_Resume.docx
@@ -197,6 +197,51 @@
         <w:t xml:space="preserve">• </w:t>
       </w:r>
       <w:r>
+        <w:t>Treat operational toil as a bug: when work repeatedly requires a human, build reusable automation, tooling, and deployment controls that remove the manual step.</w:t>
+      </w:r>
+    </w:p>
+    <w:p>
+      <w:pPr>
+        <w:spacing w:after="16"/>
+        <w:ind w:left="230" w:hanging="173"/>
+      </w:pPr>
+      <w:r>
+        <w:rPr>
+          <w:b/>
+        </w:rPr>
+        <w:t xml:space="preserve">• </w:t>
+      </w:r>
+      <w:r>
+        <w:t>Design APIs and shared abstractions to age well, drawing on long-lived production systems plus current API, integration, shared-library, and engineering-standards work.</w:t>
+      </w:r>
+    </w:p>
+    <w:p>
+      <w:pPr>
+        <w:spacing w:after="16"/>
+        <w:ind w:left="230" w:hanging="173"/>
+      </w:pPr>
+      <w:r>
+        <w:rPr>
+          <w:b/>
+        </w:rPr>
+        <w:t xml:space="preserve">• </w:t>
+      </w:r>
+      <w:r>
+        <w:t>Move toward ambiguity by turning unclear operational problems into an architecture and implementation map, explaining the approach, and owning delivery through production.</w:t>
+      </w:r>
+    </w:p>
+    <w:p>
+      <w:pPr>
+        <w:spacing w:after="16"/>
+        <w:ind w:left="230" w:hanging="173"/>
+      </w:pPr>
+      <w:r>
+        <w:rPr>
+          <w:b/>
+        </w:rPr>
+        <w:t xml:space="preserve">• </w:t>
+      </w:r>
+      <w:r>
         <w:t>Architected and operated 24/7 hosting and CDN infrastructure spanning approximately 3,000-4,000 servers across about 10 locations and carrying more than 65 Gbps of peak traffic.</w:t>
       </w:r>
     </w:p>
@@ -301,6 +346,21 @@
     </w:p>
     <w:p>
       <w:pPr>
+        <w:spacing w:after="16"/>
+        <w:ind w:left="230" w:hanging="173"/>
+      </w:pPr>
+      <w:r>
+        <w:rPr>
+          <w:b/>
+        </w:rPr>
+        <w:t xml:space="preserve">• </w:t>
+      </w:r>
+      <w:r>
+        <w:t>Shipped production services that other teams and customer workloads depended on at scale, then diagnosed incidents and built monitoring, security, and infrastructure software to address recurring systemic causes.</w:t>
+      </w:r>
+    </w:p>
+    <w:p>
+      <w:pPr>
         <w:pStyle w:val="Heading1"/>
         <w:pBdr>
           <w:bottom w:val="single" w:sz="5" w:space="1" w:color="666666"/>
@@ -353,6 +413,21 @@
       </w:r>
       <w:r>
         <w:t>Build Nexus, a local-first agentic control plane with declarative YAML/DAG workflows, permissioned tools, human approvals, task-state transitions, audit records, LLM routing, provider health, circuit breakers, and MCP integrations.</w:t>
+      </w:r>
+    </w:p>
+    <w:p>
+      <w:pPr>
+        <w:spacing w:after="16"/>
+        <w:ind w:left="230" w:hanging="173"/>
+      </w:pPr>
+      <w:r>
+        <w:rPr>
+          <w:b/>
+        </w:rPr>
+        <w:t xml:space="preserve">• </w:t>
+      </w:r>
+      <w:r>
+        <w:t>Apply AI coding tools across unfamiliar domains and languages, combining LLM APIs, MCP servers, and agentic frameworks with more than 20 years of systems, networking, infrastructure, and application engineering.</w:t>
       </w:r>
     </w:p>
     <w:p>

--- a/applications/fluidstack/bff2c500-production-engineer-iaas/Jordan_Newman_Fluidstack_Production_Engineer_IaaS_Resume.docx
+++ b/applications/fluidstack/bff2c500-production-engineer-iaas/Jordan_Newman_Fluidstack_Production_Engineer_IaaS_Resume.docx
@@ -197,7 +197,7 @@
         <w:t xml:space="preserve">• </w:t>
       </w:r>
       <w:r>
-        <w:t>Treat operational toil as a bug: when work repeatedly requires a human, build reusable automation, tooling, and deployment controls that remove the manual step.</w:t>
+        <w:t>Treat toil as a bug: if work requires a human to do it twice, build the reusable automation, tooling, and deployment controls that make the manual step unnecessary.</w:t>
       </w:r>
     </w:p>
     <w:p>
@@ -212,7 +212,7 @@
         <w:t xml:space="preserve">• </w:t>
       </w:r>
       <w:r>
-        <w:t>Design APIs and shared abstractions to age well, drawing on long-lived production systems plus current API, integration, shared-library, and engineering-standards work.</w:t>
+        <w:t>Design APIs that age well and avoid leaky abstractions at scale, drawing on long-lived production systems plus current API, integration, shared-library, and engineering-standards work.</w:t>
       </w:r>
     </w:p>
     <w:p>
@@ -227,7 +227,22 @@
         <w:t xml:space="preserve">• </w:t>
       </w:r>
       <w:r>
-        <w:t>Move toward ambiguity by turning unclear operational problems into an architecture and implementation map, explaining the approach, and owning delivery through production.</w:t>
+        <w:t>Move toward ambiguity: walk into the fog, build the architecture and implementation map, explain it to everyone involved, and own delivery through production.</w:t>
+      </w:r>
+    </w:p>
+    <w:p>
+      <w:pPr>
+        <w:spacing w:after="16"/>
+        <w:ind w:left="230" w:hanging="173"/>
+      </w:pPr>
+      <w:r>
+        <w:rPr>
+          <w:b/>
+        </w:rPr>
+        <w:t xml:space="preserve">• </w:t>
+      </w:r>
+      <w:r>
+        <w:t>Learn at a steep slope, reaching real competence in unfamiliar domains fast; career breadth spans systems, kernels, networking, infrastructure, enterprise software, AI, and open-source engineering.</w:t>
       </w:r>
     </w:p>
     <w:p>
